--- a/papers/P3_meta_analysis/iceri/cover_letter.docx
+++ b/papers/P3_meta_analysis/iceri/cover_letter.docx
@@ -373,7 +373,33 @@
         <w:pStyle w:val="Compact"/>
       </w:pPr>
       <w:r>
-        <w:t xml:space="preserve">The author declares one disclosed conflict of interest: A-25 Tokiwa (2025) is the author’s own Japanese high-school primary study (manuscript in preparation, SUNBLAZE Co., Ltd.), included with a flag in the K-12 row of the cross-tabulation but contributing no extractable r values.</w:t>
+        <w:t xml:space="preserve">The author declares one disclosed conflict of interest: A-25 Tokiwa (2025),</w:t>
+      </w:r>
+      <w:r>
+        <w:t xml:space="preserve"> </w:t>
+      </w:r>
+      <w:r>
+        <w:rPr>
+          <w:iCs/>
+          <w:i/>
+        </w:rPr>
+        <w:t xml:space="preserve">Who excels in online learning in Japan?</w:t>
+      </w:r>
+      <w:r>
+        <w:t xml:space="preserve"> </w:t>
+      </w:r>
+      <w:r>
+        <w:t xml:space="preserve">(</w:t>
+      </w:r>
+      <w:r>
+        <w:rPr>
+          <w:iCs/>
+          <w:i/>
+        </w:rPr>
+        <w:t xml:space="preserve">Frontiers in Psychology, 16</w:t>
+      </w:r>
+      <w:r>
+        <w:t xml:space="preserve">, 1420996, CC BY; https://doi.org/10.3389/fpsyg.2025.1420996), is the author’s own previously published Japanese high-school primary study, included with a flag in the K-12 row of the cross-tabulation but contributing no extractable r values. The Frontiers article is open-access and independently verifiable by reviewers.</w:t>
       </w:r>
     </w:p>
     <w:p>
